--- a/public/templates/drug-loft/tender/warrant:post warrant dlp.docx
+++ b/public/templates/drug-loft/tender/warrant:post warrant dlp.docx
@@ -57,7 +57,7 @@
           <w:sz w:val="24"/>
           <w:szCs w:val="24"/>
         </w:rPr>
-        <w:t>24</w:t>
+        <w:t>{{dateDay}}</w:t>
       </w:r>
       <w:r>
         <w:rPr>
@@ -66,7 +66,7 @@
           <w:szCs w:val="24"/>
           <w:vertAlign w:val="superscript"/>
         </w:rPr>
-        <w:t>th</w:t>
+        <w:t>{{daySuffix}}</w:t>
       </w:r>
       <w:r>
         <w:rPr>
@@ -82,7 +82,7 @@
           <w:sz w:val="24"/>
           <w:szCs w:val="24"/>
         </w:rPr>
-        <w:t>November</w:t>
+        <w:t>{{dateMonth}}</w:t>
       </w:r>
       <w:r>
         <w:rPr>
@@ -90,7 +90,7 @@
           <w:sz w:val="24"/>
           <w:szCs w:val="24"/>
         </w:rPr>
-        <w:t>, 2022</w:t>
+        <w:t>, {{dateYear}}</w:t>
       </w:r>
     </w:p>
     <w:p>
